--- a/workspaces/instructivos/PAC3.docx
+++ b/workspaces/instructivos/PAC3.docx
@@ -468,7 +468,7 @@
               <w:sz w:val="28"/>
               <w:szCs w:val="28"/>
             </w:rPr>
-            <w:t>TRATAMIENTO DE TARJETAS DE COBRO</w:t>
+            <w:t>APLICACIÓN DE SALDOS A FAVOR</w:t>
           </w:r>
         </w:p>
         <w:p>
@@ -945,6 +945,16 @@
         <w:t xml:space="preserve">• Archivar evidencia de saldo a favor y su aplicación en: D:\COBRANZA\COBRANZA\COBRANZA (COBRADORES) 2026\SaldosAFavor</w:t>
       </w:r>
     </w:p>
+    <w:sectPr xmlns:w="http://schemas.openxmlformats.org/wordprocessingml/2006/main" xmlns:r="http://schemas.openxmlformats.org/officeDocument/2006/relationships">
+      <w:headerReference w:type="even" r:id="rId9"/>
+      <w:headerReference w:type="default" r:id="rId10"/>
+      <w:footerReference w:type="default" r:id="rId11"/>
+      <w:headerReference w:type="first" r:id="rId12"/>
+      <w:pgSz w:w="12240" w:h="15840"/>
+      <w:pgMar w:top="1417" w:right="1701" w:bottom="1417" w:left="1701" w:header="709" w:footer="397" w:gutter="0"/>
+      <w:cols w:space="708"/>
+      <w:titlePg/>
+    </w:sectPr>
   </w:body>
 </w:document>
 </file>
@@ -1230,10 +1240,7 @@
             <w:t>FECHA</w:t>
           </w:r>
           <w:r>
-            <w:t>: 26/05/202</w:t>
-          </w:r>
-          <w:r>
-            <w:t>5</w:t>
+            <w:t>: 26/05/2026</w:t>
           </w:r>
         </w:p>
       </w:tc>
